--- a/Lab_1/Звіт Трофимова Володимира група ФЕі-42 лаб№1.docx
+++ b/Lab_1/Звіт Трофимова Володимира група ФЕі-42 лаб№1.docx
@@ -359,7 +359,15 @@
           <w:bCs/>
           <w:sz w:val="28"/>
         </w:rPr>
-        <w:t>студент групи ФеІ-3</w:t>
+        <w:t>студент групи ФеІ-</w:t>
+      </w:r>
+      <w:r>
+        <w:rPr>
+          <w:rFonts w:ascii="Times New Roman" w:hAnsi="Times New Roman" w:cs="Times New Roman"/>
+          <w:bCs/>
+          <w:sz w:val="28"/>
+        </w:rPr>
+        <w:t>4</w:t>
       </w:r>
       <w:r>
         <w:rPr>
@@ -422,7 +430,7 @@
           <w:bCs/>
           <w:sz w:val="28"/>
         </w:rPr>
-        <w:t>доц</w:t>
+        <w:t>ас</w:t>
       </w:r>
       <w:r>
         <w:rPr>
@@ -447,24 +455,16 @@
           <w:bCs/>
           <w:sz w:val="28"/>
         </w:rPr>
-        <w:t>Любунь</w:t>
-      </w:r>
-      <w:proofErr w:type="spellEnd"/>
-      <w:r>
-        <w:rPr>
-          <w:rFonts w:ascii="Times New Roman" w:hAnsi="Times New Roman" w:cs="Times New Roman"/>
-          <w:bCs/>
-          <w:sz w:val="28"/>
-        </w:rPr>
-        <w:t xml:space="preserve"> </w:t>
-      </w:r>
-      <w:r>
-        <w:rPr>
-          <w:rFonts w:ascii="Times New Roman" w:hAnsi="Times New Roman" w:cs="Times New Roman"/>
-          <w:bCs/>
-          <w:sz w:val="28"/>
-        </w:rPr>
-        <w:t>З</w:t>
+        <w:t>Керод</w:t>
+      </w:r>
+      <w:proofErr w:type="spellEnd"/>
+      <w:r>
+        <w:rPr>
+          <w:rFonts w:ascii="Times New Roman" w:hAnsi="Times New Roman" w:cs="Times New Roman"/>
+          <w:bCs/>
+          <w:sz w:val="28"/>
+        </w:rPr>
+        <w:t xml:space="preserve"> Т</w:t>
       </w:r>
       <w:r>
         <w:rPr>
@@ -480,7 +480,7 @@
           <w:bCs/>
           <w:sz w:val="28"/>
         </w:rPr>
-        <w:t>М</w:t>
+        <w:t xml:space="preserve"> І</w:t>
       </w:r>
       <w:r>
         <w:rPr>
@@ -637,7 +637,7 @@
           <w:r>
             <w:fldChar w:fldCharType="separate"/>
           </w:r>
-          <w:hyperlink w:anchor="_Toc239793955" w:history="1">
+          <w:hyperlink w:anchor="_Toc239798657" w:history="1">
             <w:r>
               <w:rPr>
                 <w:rStyle w:val="af0"/>
@@ -666,7 +666,7 @@
                 <w:noProof/>
                 <w:webHidden/>
               </w:rPr>
-              <w:instrText xml:space="preserve"> PAGEREF _Toc239793955 \h </w:instrText>
+              <w:instrText xml:space="preserve"> PAGEREF _Toc239798657 \h </w:instrText>
             </w:r>
             <w:r>
               <w:rPr>
@@ -713,7 +713,7 @@
               <w14:ligatures w14:val="standardContextual"/>
             </w:rPr>
           </w:pPr>
-          <w:hyperlink w:anchor="_Toc239793956" w:history="1">
+          <w:hyperlink w:anchor="_Toc239798658" w:history="1">
             <w:r>
               <w:rPr>
                 <w:rStyle w:val="af0"/>
@@ -742,7 +742,7 @@
                 <w:noProof/>
                 <w:webHidden/>
               </w:rPr>
-              <w:instrText xml:space="preserve"> PAGEREF _Toc239793956 \h </w:instrText>
+              <w:instrText xml:space="preserve"> PAGEREF _Toc239798658 \h </w:instrText>
             </w:r>
             <w:r>
               <w:rPr>
@@ -789,7 +789,7 @@
               <w14:ligatures w14:val="standardContextual"/>
             </w:rPr>
           </w:pPr>
-          <w:hyperlink w:anchor="_Toc239793957" w:history="1">
+          <w:hyperlink w:anchor="_Toc239798659" w:history="1">
             <w:r>
               <w:rPr>
                 <w:rStyle w:val="af0"/>
@@ -818,7 +818,7 @@
                 <w:noProof/>
                 <w:webHidden/>
               </w:rPr>
-              <w:instrText xml:space="preserve"> PAGEREF _Toc239793957 \h </w:instrText>
+              <w:instrText xml:space="preserve"> PAGEREF _Toc239798659 \h </w:instrText>
             </w:r>
             <w:r>
               <w:rPr>
@@ -865,7 +865,7 @@
               <w14:ligatures w14:val="standardContextual"/>
             </w:rPr>
           </w:pPr>
-          <w:hyperlink w:anchor="_Toc239793958" w:history="1">
+          <w:hyperlink w:anchor="_Toc239798660" w:history="1">
             <w:r>
               <w:rPr>
                 <w:rStyle w:val="af0"/>
@@ -894,7 +894,7 @@
                 <w:noProof/>
                 <w:webHidden/>
               </w:rPr>
-              <w:instrText xml:space="preserve"> PAGEREF _Toc239793958 \h </w:instrText>
+              <w:instrText xml:space="preserve"> PAGEREF _Toc239798660 \h </w:instrText>
             </w:r>
             <w:r>
               <w:rPr>
@@ -941,7 +941,7 @@
               <w14:ligatures w14:val="standardContextual"/>
             </w:rPr>
           </w:pPr>
-          <w:hyperlink w:anchor="_Toc239793959" w:history="1">
+          <w:hyperlink w:anchor="_Toc239798661" w:history="1">
             <w:r>
               <w:rPr>
                 <w:rStyle w:val="af0"/>
@@ -970,83 +970,7 @@
                 <w:noProof/>
                 <w:webHidden/>
               </w:rPr>
-              <w:instrText xml:space="preserve"> PAGEREF _Toc239793959 \h </w:instrText>
-            </w:r>
-            <w:r>
-              <w:rPr>
-                <w:noProof/>
-                <w:webHidden/>
-              </w:rPr>
-            </w:r>
-            <w:r>
-              <w:rPr>
-                <w:noProof/>
-                <w:webHidden/>
-              </w:rPr>
-              <w:fldChar w:fldCharType="separate"/>
-            </w:r>
-            <w:r>
-              <w:rPr>
-                <w:noProof/>
-                <w:webHidden/>
-              </w:rPr>
-              <w:t>3</w:t>
-            </w:r>
-            <w:r>
-              <w:rPr>
-                <w:noProof/>
-                <w:webHidden/>
-              </w:rPr>
-              <w:fldChar w:fldCharType="end"/>
-            </w:r>
-          </w:hyperlink>
-        </w:p>
-        <w:p>
-          <w:pPr>
-            <w:pStyle w:val="11"/>
-            <w:tabs>
-              <w:tab w:val="right" w:leader="dot" w:pos="9629"/>
-            </w:tabs>
-            <w:rPr>
-              <w:rFonts w:eastAsiaTheme="minorEastAsia"/>
-              <w:noProof/>
-              <w:kern w:val="2"/>
-              <w:sz w:val="24"/>
-              <w:szCs w:val="24"/>
-              <w:lang w:eastAsia="uk-UA"/>
-              <w14:ligatures w14:val="standardContextual"/>
-            </w:rPr>
-          </w:pPr>
-          <w:hyperlink w:anchor="_Toc239793960" w:history="1">
-            <w:r>
-              <w:rPr>
-                <w:rStyle w:val="af0"/>
-                <w:rFonts w:ascii="Times New Roman" w:hAnsi="Times New Roman" w:cs="Times New Roman"/>
-                <w:b/>
-                <w:noProof/>
-              </w:rPr>
-              <w:t>Теоретичні відомості</w:t>
-            </w:r>
-            <w:r>
-              <w:rPr>
-                <w:noProof/>
-                <w:webHidden/>
-              </w:rPr>
-              <w:tab/>
-            </w:r>
-            <w:r>
-              <w:rPr>
-                <w:noProof/>
-                <w:webHidden/>
-              </w:rPr>
-              <w:fldChar w:fldCharType="begin"/>
-            </w:r>
-            <w:r>
-              <w:rPr>
-                <w:noProof/>
-                <w:webHidden/>
-              </w:rPr>
-              <w:instrText xml:space="preserve"> PAGEREF _Toc239793960 \h </w:instrText>
+              <w:instrText xml:space="preserve"> PAGEREF _Toc239798661 \h </w:instrText>
             </w:r>
             <w:r>
               <w:rPr>
@@ -1079,9 +1003,8 @@
         </w:p>
         <w:p>
           <w:pPr>
-            <w:pStyle w:val="21"/>
+            <w:pStyle w:val="11"/>
             <w:tabs>
-              <w:tab w:val="left" w:pos="720"/>
               <w:tab w:val="right" w:leader="dot" w:pos="9629"/>
             </w:tabs>
             <w:rPr>
@@ -1094,36 +1017,15 @@
               <w14:ligatures w14:val="standardContextual"/>
             </w:rPr>
           </w:pPr>
-          <w:hyperlink w:anchor="_Toc239793961" w:history="1">
+          <w:hyperlink w:anchor="_Toc239798662" w:history="1">
             <w:r>
               <w:rPr>
                 <w:rStyle w:val="af0"/>
                 <w:rFonts w:ascii="Times New Roman" w:hAnsi="Times New Roman" w:cs="Times New Roman"/>
-                <w:bCs/>
+                <w:b/>
                 <w:noProof/>
               </w:rPr>
-              <w:t>1.</w:t>
-            </w:r>
-            <w:r>
-              <w:rPr>
-                <w:rFonts w:eastAsiaTheme="minorEastAsia"/>
-                <w:noProof/>
-                <w:kern w:val="2"/>
-                <w:sz w:val="24"/>
-                <w:szCs w:val="24"/>
-                <w:lang w:eastAsia="uk-UA"/>
-                <w14:ligatures w14:val="standardContextual"/>
-              </w:rPr>
-              <w:tab/>
-            </w:r>
-            <w:r>
-              <w:rPr>
-                <w:rStyle w:val="af0"/>
-                <w:rFonts w:ascii="Times New Roman" w:hAnsi="Times New Roman" w:cs="Times New Roman"/>
-                <w:bCs/>
-                <w:noProof/>
-              </w:rPr>
-              <w:t>Графи та їх основні поняття</w:t>
+              <w:t>Теоретичні відомості</w:t>
             </w:r>
             <w:r>
               <w:rPr>
@@ -1144,105 +1046,7 @@
                 <w:noProof/>
                 <w:webHidden/>
               </w:rPr>
-              <w:instrText xml:space="preserve"> PAGEREF _Toc239793961 \h </w:instrText>
-            </w:r>
-            <w:r>
-              <w:rPr>
-                <w:noProof/>
-                <w:webHidden/>
-              </w:rPr>
-            </w:r>
-            <w:r>
-              <w:rPr>
-                <w:noProof/>
-                <w:webHidden/>
-              </w:rPr>
-              <w:fldChar w:fldCharType="separate"/>
-            </w:r>
-            <w:r>
-              <w:rPr>
-                <w:noProof/>
-                <w:webHidden/>
-              </w:rPr>
-              <w:t>4</w:t>
-            </w:r>
-            <w:r>
-              <w:rPr>
-                <w:noProof/>
-                <w:webHidden/>
-              </w:rPr>
-              <w:fldChar w:fldCharType="end"/>
-            </w:r>
-          </w:hyperlink>
-        </w:p>
-        <w:p>
-          <w:pPr>
-            <w:pStyle w:val="21"/>
-            <w:tabs>
-              <w:tab w:val="left" w:pos="720"/>
-              <w:tab w:val="right" w:leader="dot" w:pos="9629"/>
-            </w:tabs>
-            <w:rPr>
-              <w:rFonts w:eastAsiaTheme="minorEastAsia"/>
-              <w:noProof/>
-              <w:kern w:val="2"/>
-              <w:sz w:val="24"/>
-              <w:szCs w:val="24"/>
-              <w:lang w:eastAsia="uk-UA"/>
-              <w14:ligatures w14:val="standardContextual"/>
-            </w:rPr>
-          </w:pPr>
-          <w:hyperlink w:anchor="_Toc239793962" w:history="1">
-            <w:r>
-              <w:rPr>
-                <w:rStyle w:val="af0"/>
-                <w:rFonts w:ascii="Times New Roman" w:hAnsi="Times New Roman" w:cs="Times New Roman"/>
-                <w:bCs/>
-                <w:noProof/>
-              </w:rPr>
-              <w:t>2.</w:t>
-            </w:r>
-            <w:r>
-              <w:rPr>
-                <w:rFonts w:eastAsiaTheme="minorEastAsia"/>
-                <w:noProof/>
-                <w:kern w:val="2"/>
-                <w:sz w:val="24"/>
-                <w:szCs w:val="24"/>
-                <w:lang w:eastAsia="uk-UA"/>
-                <w14:ligatures w14:val="standardContextual"/>
-              </w:rPr>
-              <w:tab/>
-            </w:r>
-            <w:r>
-              <w:rPr>
-                <w:rStyle w:val="af0"/>
-                <w:rFonts w:ascii="Times New Roman" w:hAnsi="Times New Roman" w:cs="Times New Roman"/>
-                <w:bCs/>
-                <w:noProof/>
-              </w:rPr>
-              <w:t>Основні види графів</w:t>
-            </w:r>
-            <w:r>
-              <w:rPr>
-                <w:noProof/>
-                <w:webHidden/>
-              </w:rPr>
-              <w:tab/>
-            </w:r>
-            <w:r>
-              <w:rPr>
-                <w:noProof/>
-                <w:webHidden/>
-              </w:rPr>
-              <w:fldChar w:fldCharType="begin"/>
-            </w:r>
-            <w:r>
-              <w:rPr>
-                <w:noProof/>
-                <w:webHidden/>
-              </w:rPr>
-              <w:instrText xml:space="preserve"> PAGEREF _Toc239793962 \h </w:instrText>
+              <w:instrText xml:space="preserve"> PAGEREF _Toc239798662 \h </w:instrText>
             </w:r>
             <w:r>
               <w:rPr>
@@ -1275,7 +1079,7 @@
         </w:p>
         <w:p>
           <w:pPr>
-            <w:pStyle w:val="31"/>
+            <w:pStyle w:val="11"/>
             <w:tabs>
               <w:tab w:val="right" w:leader="dot" w:pos="9629"/>
             </w:tabs>
@@ -1289,14 +1093,15 @@
               <w14:ligatures w14:val="standardContextual"/>
             </w:rPr>
           </w:pPr>
-          <w:hyperlink w:anchor="_Toc239793963" w:history="1">
+          <w:hyperlink w:anchor="_Toc239798663" w:history="1">
             <w:r>
               <w:rPr>
                 <w:rStyle w:val="af0"/>
                 <w:rFonts w:ascii="Times New Roman" w:hAnsi="Times New Roman" w:cs="Times New Roman"/>
+                <w:b/>
                 <w:noProof/>
               </w:rPr>
-              <w:t>2.1. Неорієнтований граф</w:t>
+              <w:t>Структура програмної реалізації</w:t>
             </w:r>
             <w:r>
               <w:rPr>
@@ -1317,474 +1122,7 @@
                 <w:noProof/>
                 <w:webHidden/>
               </w:rPr>
-              <w:instrText xml:space="preserve"> PAGEREF _Toc239793963 \h </w:instrText>
-            </w:r>
-            <w:r>
-              <w:rPr>
-                <w:noProof/>
-                <w:webHidden/>
-              </w:rPr>
-            </w:r>
-            <w:r>
-              <w:rPr>
-                <w:noProof/>
-                <w:webHidden/>
-              </w:rPr>
-              <w:fldChar w:fldCharType="separate"/>
-            </w:r>
-            <w:r>
-              <w:rPr>
-                <w:noProof/>
-                <w:webHidden/>
-              </w:rPr>
-              <w:t>5</w:t>
-            </w:r>
-            <w:r>
-              <w:rPr>
-                <w:noProof/>
-                <w:webHidden/>
-              </w:rPr>
-              <w:fldChar w:fldCharType="end"/>
-            </w:r>
-          </w:hyperlink>
-        </w:p>
-        <w:p>
-          <w:pPr>
-            <w:pStyle w:val="31"/>
-            <w:tabs>
-              <w:tab w:val="right" w:leader="dot" w:pos="9629"/>
-            </w:tabs>
-            <w:rPr>
-              <w:rFonts w:eastAsiaTheme="minorEastAsia"/>
-              <w:noProof/>
-              <w:kern w:val="2"/>
-              <w:sz w:val="24"/>
-              <w:szCs w:val="24"/>
-              <w:lang w:eastAsia="uk-UA"/>
-              <w14:ligatures w14:val="standardContextual"/>
-            </w:rPr>
-          </w:pPr>
-          <w:hyperlink w:anchor="_Toc239793964" w:history="1">
-            <w:r>
-              <w:rPr>
-                <w:rStyle w:val="af0"/>
-                <w:rFonts w:ascii="Times New Roman" w:hAnsi="Times New Roman" w:cs="Times New Roman"/>
-                <w:noProof/>
-              </w:rPr>
-              <w:t>2.2. Орієнтований граф</w:t>
-            </w:r>
-            <w:r>
-              <w:rPr>
-                <w:noProof/>
-                <w:webHidden/>
-              </w:rPr>
-              <w:tab/>
-            </w:r>
-            <w:r>
-              <w:rPr>
-                <w:noProof/>
-                <w:webHidden/>
-              </w:rPr>
-              <w:fldChar w:fldCharType="begin"/>
-            </w:r>
-            <w:r>
-              <w:rPr>
-                <w:noProof/>
-                <w:webHidden/>
-              </w:rPr>
-              <w:instrText xml:space="preserve"> PAGEREF _Toc239793964 \h </w:instrText>
-            </w:r>
-            <w:r>
-              <w:rPr>
-                <w:noProof/>
-                <w:webHidden/>
-              </w:rPr>
-            </w:r>
-            <w:r>
-              <w:rPr>
-                <w:noProof/>
-                <w:webHidden/>
-              </w:rPr>
-              <w:fldChar w:fldCharType="separate"/>
-            </w:r>
-            <w:r>
-              <w:rPr>
-                <w:noProof/>
-                <w:webHidden/>
-              </w:rPr>
-              <w:t>5</w:t>
-            </w:r>
-            <w:r>
-              <w:rPr>
-                <w:noProof/>
-                <w:webHidden/>
-              </w:rPr>
-              <w:fldChar w:fldCharType="end"/>
-            </w:r>
-          </w:hyperlink>
-        </w:p>
-        <w:p>
-          <w:pPr>
-            <w:pStyle w:val="21"/>
-            <w:tabs>
-              <w:tab w:val="left" w:pos="720"/>
-              <w:tab w:val="right" w:leader="dot" w:pos="9629"/>
-            </w:tabs>
-            <w:rPr>
-              <w:rFonts w:eastAsiaTheme="minorEastAsia"/>
-              <w:noProof/>
-              <w:kern w:val="2"/>
-              <w:sz w:val="24"/>
-              <w:szCs w:val="24"/>
-              <w:lang w:eastAsia="uk-UA"/>
-              <w14:ligatures w14:val="standardContextual"/>
-            </w:rPr>
-          </w:pPr>
-          <w:hyperlink w:anchor="_Toc239793965" w:history="1">
-            <w:r>
-              <w:rPr>
-                <w:rStyle w:val="af0"/>
-                <w:rFonts w:ascii="Times New Roman" w:hAnsi="Times New Roman" w:cs="Times New Roman"/>
-                <w:bCs/>
-                <w:noProof/>
-              </w:rPr>
-              <w:t>3.</w:t>
-            </w:r>
-            <w:r>
-              <w:rPr>
-                <w:rFonts w:eastAsiaTheme="minorEastAsia"/>
-                <w:noProof/>
-                <w:kern w:val="2"/>
-                <w:sz w:val="24"/>
-                <w:szCs w:val="24"/>
-                <w:lang w:eastAsia="uk-UA"/>
-                <w14:ligatures w14:val="standardContextual"/>
-              </w:rPr>
-              <w:tab/>
-            </w:r>
-            <w:r>
-              <w:rPr>
-                <w:rStyle w:val="af0"/>
-                <w:rFonts w:ascii="Times New Roman" w:hAnsi="Times New Roman" w:cs="Times New Roman"/>
-                <w:bCs/>
-                <w:noProof/>
-              </w:rPr>
-              <w:t>Дерево</w:t>
-            </w:r>
-            <w:r>
-              <w:rPr>
-                <w:noProof/>
-                <w:webHidden/>
-              </w:rPr>
-              <w:tab/>
-            </w:r>
-            <w:r>
-              <w:rPr>
-                <w:noProof/>
-                <w:webHidden/>
-              </w:rPr>
-              <w:fldChar w:fldCharType="begin"/>
-            </w:r>
-            <w:r>
-              <w:rPr>
-                <w:noProof/>
-                <w:webHidden/>
-              </w:rPr>
-              <w:instrText xml:space="preserve"> PAGEREF _Toc239793965 \h </w:instrText>
-            </w:r>
-            <w:r>
-              <w:rPr>
-                <w:noProof/>
-                <w:webHidden/>
-              </w:rPr>
-            </w:r>
-            <w:r>
-              <w:rPr>
-                <w:noProof/>
-                <w:webHidden/>
-              </w:rPr>
-              <w:fldChar w:fldCharType="separate"/>
-            </w:r>
-            <w:r>
-              <w:rPr>
-                <w:noProof/>
-                <w:webHidden/>
-              </w:rPr>
-              <w:t>5</w:t>
-            </w:r>
-            <w:r>
-              <w:rPr>
-                <w:noProof/>
-                <w:webHidden/>
-              </w:rPr>
-              <w:fldChar w:fldCharType="end"/>
-            </w:r>
-          </w:hyperlink>
-        </w:p>
-        <w:p>
-          <w:pPr>
-            <w:pStyle w:val="21"/>
-            <w:tabs>
-              <w:tab w:val="left" w:pos="720"/>
-              <w:tab w:val="right" w:leader="dot" w:pos="9629"/>
-            </w:tabs>
-            <w:rPr>
-              <w:rFonts w:eastAsiaTheme="minorEastAsia"/>
-              <w:noProof/>
-              <w:kern w:val="2"/>
-              <w:sz w:val="24"/>
-              <w:szCs w:val="24"/>
-              <w:lang w:eastAsia="uk-UA"/>
-              <w14:ligatures w14:val="standardContextual"/>
-            </w:rPr>
-          </w:pPr>
-          <w:hyperlink w:anchor="_Toc239793966" w:history="1">
-            <w:r>
-              <w:rPr>
-                <w:rStyle w:val="af0"/>
-                <w:rFonts w:ascii="Times New Roman" w:hAnsi="Times New Roman" w:cs="Times New Roman"/>
-                <w:bCs/>
-                <w:noProof/>
-              </w:rPr>
-              <w:t>4.</w:t>
-            </w:r>
-            <w:r>
-              <w:rPr>
-                <w:rFonts w:eastAsiaTheme="minorEastAsia"/>
-                <w:noProof/>
-                <w:kern w:val="2"/>
-                <w:sz w:val="24"/>
-                <w:szCs w:val="24"/>
-                <w:lang w:eastAsia="uk-UA"/>
-                <w14:ligatures w14:val="standardContextual"/>
-              </w:rPr>
-              <w:tab/>
-            </w:r>
-            <w:r>
-              <w:rPr>
-                <w:rStyle w:val="af0"/>
-                <w:rFonts w:ascii="Times New Roman" w:hAnsi="Times New Roman" w:cs="Times New Roman"/>
-                <w:bCs/>
-                <w:noProof/>
-              </w:rPr>
-              <w:t>Пошук у графах</w:t>
-            </w:r>
-            <w:r>
-              <w:rPr>
-                <w:noProof/>
-                <w:webHidden/>
-              </w:rPr>
-              <w:tab/>
-            </w:r>
-            <w:r>
-              <w:rPr>
-                <w:noProof/>
-                <w:webHidden/>
-              </w:rPr>
-              <w:fldChar w:fldCharType="begin"/>
-            </w:r>
-            <w:r>
-              <w:rPr>
-                <w:noProof/>
-                <w:webHidden/>
-              </w:rPr>
-              <w:instrText xml:space="preserve"> PAGEREF _Toc239793966 \h </w:instrText>
-            </w:r>
-            <w:r>
-              <w:rPr>
-                <w:noProof/>
-                <w:webHidden/>
-              </w:rPr>
-            </w:r>
-            <w:r>
-              <w:rPr>
-                <w:noProof/>
-                <w:webHidden/>
-              </w:rPr>
-              <w:fldChar w:fldCharType="separate"/>
-            </w:r>
-            <w:r>
-              <w:rPr>
-                <w:noProof/>
-                <w:webHidden/>
-              </w:rPr>
-              <w:t>6</w:t>
-            </w:r>
-            <w:r>
-              <w:rPr>
-                <w:noProof/>
-                <w:webHidden/>
-              </w:rPr>
-              <w:fldChar w:fldCharType="end"/>
-            </w:r>
-          </w:hyperlink>
-        </w:p>
-        <w:p>
-          <w:pPr>
-            <w:pStyle w:val="21"/>
-            <w:tabs>
-              <w:tab w:val="left" w:pos="720"/>
-              <w:tab w:val="right" w:leader="dot" w:pos="9629"/>
-            </w:tabs>
-            <w:rPr>
-              <w:rFonts w:eastAsiaTheme="minorEastAsia"/>
-              <w:noProof/>
-              <w:kern w:val="2"/>
-              <w:sz w:val="24"/>
-              <w:szCs w:val="24"/>
-              <w:lang w:eastAsia="uk-UA"/>
-              <w14:ligatures w14:val="standardContextual"/>
-            </w:rPr>
-          </w:pPr>
-          <w:hyperlink w:anchor="_Toc239793967" w:history="1">
-            <w:r>
-              <w:rPr>
-                <w:rStyle w:val="af0"/>
-                <w:rFonts w:ascii="Times New Roman" w:hAnsi="Times New Roman" w:cs="Times New Roman"/>
-                <w:bCs/>
-                <w:noProof/>
-              </w:rPr>
-              <w:t>5.</w:t>
-            </w:r>
-            <w:r>
-              <w:rPr>
-                <w:rFonts w:eastAsiaTheme="minorEastAsia"/>
-                <w:noProof/>
-                <w:kern w:val="2"/>
-                <w:sz w:val="24"/>
-                <w:szCs w:val="24"/>
-                <w:lang w:eastAsia="uk-UA"/>
-                <w14:ligatures w14:val="standardContextual"/>
-              </w:rPr>
-              <w:tab/>
-            </w:r>
-            <w:r>
-              <w:rPr>
-                <w:rStyle w:val="af0"/>
-                <w:rFonts w:ascii="Times New Roman" w:hAnsi="Times New Roman" w:cs="Times New Roman"/>
-                <w:bCs/>
-                <w:noProof/>
-              </w:rPr>
-              <w:t>Пошук у ширину</w:t>
-            </w:r>
-            <w:r>
-              <w:rPr>
-                <w:noProof/>
-                <w:webHidden/>
-              </w:rPr>
-              <w:tab/>
-            </w:r>
-            <w:r>
-              <w:rPr>
-                <w:noProof/>
-                <w:webHidden/>
-              </w:rPr>
-              <w:fldChar w:fldCharType="begin"/>
-            </w:r>
-            <w:r>
-              <w:rPr>
-                <w:noProof/>
-                <w:webHidden/>
-              </w:rPr>
-              <w:instrText xml:space="preserve"> PAGEREF _Toc239793967 \h </w:instrText>
-            </w:r>
-            <w:r>
-              <w:rPr>
-                <w:noProof/>
-                <w:webHidden/>
-              </w:rPr>
-            </w:r>
-            <w:r>
-              <w:rPr>
-                <w:noProof/>
-                <w:webHidden/>
-              </w:rPr>
-              <w:fldChar w:fldCharType="separate"/>
-            </w:r>
-            <w:r>
-              <w:rPr>
-                <w:noProof/>
-                <w:webHidden/>
-              </w:rPr>
-              <w:t>6</w:t>
-            </w:r>
-            <w:r>
-              <w:rPr>
-                <w:noProof/>
-                <w:webHidden/>
-              </w:rPr>
-              <w:fldChar w:fldCharType="end"/>
-            </w:r>
-          </w:hyperlink>
-        </w:p>
-        <w:p>
-          <w:pPr>
-            <w:pStyle w:val="21"/>
-            <w:tabs>
-              <w:tab w:val="left" w:pos="720"/>
-              <w:tab w:val="right" w:leader="dot" w:pos="9629"/>
-            </w:tabs>
-            <w:rPr>
-              <w:rFonts w:eastAsiaTheme="minorEastAsia"/>
-              <w:noProof/>
-              <w:kern w:val="2"/>
-              <w:sz w:val="24"/>
-              <w:szCs w:val="24"/>
-              <w:lang w:eastAsia="uk-UA"/>
-              <w14:ligatures w14:val="standardContextual"/>
-            </w:rPr>
-          </w:pPr>
-          <w:hyperlink w:anchor="_Toc239793968" w:history="1">
-            <w:r>
-              <w:rPr>
-                <w:rStyle w:val="af0"/>
-                <w:rFonts w:ascii="Times New Roman" w:hAnsi="Times New Roman" w:cs="Times New Roman"/>
-                <w:bCs/>
-                <w:noProof/>
-              </w:rPr>
-              <w:t>6.</w:t>
-            </w:r>
-            <w:r>
-              <w:rPr>
-                <w:rFonts w:eastAsiaTheme="minorEastAsia"/>
-                <w:noProof/>
-                <w:kern w:val="2"/>
-                <w:sz w:val="24"/>
-                <w:szCs w:val="24"/>
-                <w:lang w:eastAsia="uk-UA"/>
-                <w14:ligatures w14:val="standardContextual"/>
-              </w:rPr>
-              <w:tab/>
-            </w:r>
-            <w:r>
-              <w:rPr>
-                <w:rStyle w:val="af0"/>
-                <w:rFonts w:ascii="Times New Roman" w:hAnsi="Times New Roman" w:cs="Times New Roman"/>
-                <w:bCs/>
-                <w:noProof/>
-              </w:rPr>
-              <w:t>Черга у BFS</w:t>
-            </w:r>
-            <w:r>
-              <w:rPr>
-                <w:noProof/>
-                <w:webHidden/>
-              </w:rPr>
-              <w:tab/>
-            </w:r>
-            <w:r>
-              <w:rPr>
-                <w:noProof/>
-                <w:webHidden/>
-              </w:rPr>
-              <w:fldChar w:fldCharType="begin"/>
-            </w:r>
-            <w:r>
-              <w:rPr>
-                <w:noProof/>
-                <w:webHidden/>
-              </w:rPr>
-              <w:instrText xml:space="preserve"> PAGEREF _Toc239793968 \h </w:instrText>
+              <w:instrText xml:space="preserve"> PAGEREF _Toc239798663 \h </w:instrText>
             </w:r>
             <w:r>
               <w:rPr>
@@ -1817,9 +1155,8 @@
         </w:p>
         <w:p>
           <w:pPr>
-            <w:pStyle w:val="21"/>
+            <w:pStyle w:val="11"/>
             <w:tabs>
-              <w:tab w:val="left" w:pos="720"/>
               <w:tab w:val="right" w:leader="dot" w:pos="9629"/>
             </w:tabs>
             <w:rPr>
@@ -1832,36 +1169,15 @@
               <w14:ligatures w14:val="standardContextual"/>
             </w:rPr>
           </w:pPr>
-          <w:hyperlink w:anchor="_Toc239793969" w:history="1">
+          <w:hyperlink w:anchor="_Toc239798664" w:history="1">
             <w:r>
               <w:rPr>
                 <w:rStyle w:val="af0"/>
                 <w:rFonts w:ascii="Times New Roman" w:hAnsi="Times New Roman" w:cs="Times New Roman"/>
-                <w:bCs/>
+                <w:b/>
                 <w:noProof/>
               </w:rPr>
-              <w:t>7.</w:t>
-            </w:r>
-            <w:r>
-              <w:rPr>
-                <w:rFonts w:eastAsiaTheme="minorEastAsia"/>
-                <w:noProof/>
-                <w:kern w:val="2"/>
-                <w:sz w:val="24"/>
-                <w:szCs w:val="24"/>
-                <w:lang w:eastAsia="uk-UA"/>
-                <w14:ligatures w14:val="standardContextual"/>
-              </w:rPr>
-              <w:tab/>
-            </w:r>
-            <w:r>
-              <w:rPr>
-                <w:rStyle w:val="af0"/>
-                <w:rFonts w:ascii="Times New Roman" w:hAnsi="Times New Roman" w:cs="Times New Roman"/>
-                <w:bCs/>
-                <w:noProof/>
-              </w:rPr>
-              <w:t>Алгоритм BFS</w:t>
+              <w:t>Тестування програмної реалізації</w:t>
             </w:r>
             <w:r>
               <w:rPr>
@@ -1882,279 +1198,7 @@
                 <w:noProof/>
                 <w:webHidden/>
               </w:rPr>
-              <w:instrText xml:space="preserve"> PAGEREF _Toc239793969 \h </w:instrText>
-            </w:r>
-            <w:r>
-              <w:rPr>
-                <w:noProof/>
-                <w:webHidden/>
-              </w:rPr>
-            </w:r>
-            <w:r>
-              <w:rPr>
-                <w:noProof/>
-                <w:webHidden/>
-              </w:rPr>
-              <w:fldChar w:fldCharType="separate"/>
-            </w:r>
-            <w:r>
-              <w:rPr>
-                <w:noProof/>
-                <w:webHidden/>
-              </w:rPr>
-              <w:t>7</w:t>
-            </w:r>
-            <w:r>
-              <w:rPr>
-                <w:noProof/>
-                <w:webHidden/>
-              </w:rPr>
-              <w:fldChar w:fldCharType="end"/>
-            </w:r>
-          </w:hyperlink>
-        </w:p>
-        <w:p>
-          <w:pPr>
-            <w:pStyle w:val="21"/>
-            <w:tabs>
-              <w:tab w:val="left" w:pos="720"/>
-              <w:tab w:val="right" w:leader="dot" w:pos="9629"/>
-            </w:tabs>
-            <w:rPr>
-              <w:rFonts w:eastAsiaTheme="minorEastAsia"/>
-              <w:noProof/>
-              <w:kern w:val="2"/>
-              <w:sz w:val="24"/>
-              <w:szCs w:val="24"/>
-              <w:lang w:eastAsia="uk-UA"/>
-              <w14:ligatures w14:val="standardContextual"/>
-            </w:rPr>
-          </w:pPr>
-          <w:hyperlink w:anchor="_Toc239793970" w:history="1">
-            <w:r>
-              <w:rPr>
-                <w:rStyle w:val="af0"/>
-                <w:rFonts w:ascii="Times New Roman" w:hAnsi="Times New Roman" w:cs="Times New Roman"/>
-                <w:bCs/>
-                <w:noProof/>
-              </w:rPr>
-              <w:t>8.</w:t>
-            </w:r>
-            <w:r>
-              <w:rPr>
-                <w:rFonts w:eastAsiaTheme="minorEastAsia"/>
-                <w:noProof/>
-                <w:kern w:val="2"/>
-                <w:sz w:val="24"/>
-                <w:szCs w:val="24"/>
-                <w:lang w:eastAsia="uk-UA"/>
-                <w14:ligatures w14:val="standardContextual"/>
-              </w:rPr>
-              <w:tab/>
-            </w:r>
-            <w:r>
-              <w:rPr>
-                <w:rStyle w:val="af0"/>
-                <w:rFonts w:ascii="Times New Roman" w:hAnsi="Times New Roman" w:cs="Times New Roman"/>
-                <w:bCs/>
-                <w:noProof/>
-              </w:rPr>
-              <w:t>Відновлення знайденого шляху</w:t>
-            </w:r>
-            <w:r>
-              <w:rPr>
-                <w:noProof/>
-                <w:webHidden/>
-              </w:rPr>
-              <w:tab/>
-            </w:r>
-            <w:r>
-              <w:rPr>
-                <w:noProof/>
-                <w:webHidden/>
-              </w:rPr>
-              <w:fldChar w:fldCharType="begin"/>
-            </w:r>
-            <w:r>
-              <w:rPr>
-                <w:noProof/>
-                <w:webHidden/>
-              </w:rPr>
-              <w:instrText xml:space="preserve"> PAGEREF _Toc239793970 \h </w:instrText>
-            </w:r>
-            <w:r>
-              <w:rPr>
-                <w:noProof/>
-                <w:webHidden/>
-              </w:rPr>
-            </w:r>
-            <w:r>
-              <w:rPr>
-                <w:noProof/>
-                <w:webHidden/>
-              </w:rPr>
-              <w:fldChar w:fldCharType="separate"/>
-            </w:r>
-            <w:r>
-              <w:rPr>
-                <w:noProof/>
-                <w:webHidden/>
-              </w:rPr>
-              <w:t>8</w:t>
-            </w:r>
-            <w:r>
-              <w:rPr>
-                <w:noProof/>
-                <w:webHidden/>
-              </w:rPr>
-              <w:fldChar w:fldCharType="end"/>
-            </w:r>
-          </w:hyperlink>
-        </w:p>
-        <w:p>
-          <w:pPr>
-            <w:pStyle w:val="21"/>
-            <w:tabs>
-              <w:tab w:val="left" w:pos="720"/>
-              <w:tab w:val="right" w:leader="dot" w:pos="9629"/>
-            </w:tabs>
-            <w:rPr>
-              <w:rFonts w:eastAsiaTheme="minorEastAsia"/>
-              <w:noProof/>
-              <w:kern w:val="2"/>
-              <w:sz w:val="24"/>
-              <w:szCs w:val="24"/>
-              <w:lang w:eastAsia="uk-UA"/>
-              <w14:ligatures w14:val="standardContextual"/>
-            </w:rPr>
-          </w:pPr>
-          <w:hyperlink w:anchor="_Toc239793971" w:history="1">
-            <w:r>
-              <w:rPr>
-                <w:rStyle w:val="af0"/>
-                <w:rFonts w:ascii="Times New Roman" w:hAnsi="Times New Roman" w:cs="Times New Roman"/>
-                <w:bCs/>
-                <w:noProof/>
-              </w:rPr>
-              <w:t>9.</w:t>
-            </w:r>
-            <w:r>
-              <w:rPr>
-                <w:rFonts w:eastAsiaTheme="minorEastAsia"/>
-                <w:noProof/>
-                <w:kern w:val="2"/>
-                <w:sz w:val="24"/>
-                <w:szCs w:val="24"/>
-                <w:lang w:eastAsia="uk-UA"/>
-                <w14:ligatures w14:val="standardContextual"/>
-              </w:rPr>
-              <w:tab/>
-            </w:r>
-            <w:r>
-              <w:rPr>
-                <w:rStyle w:val="af0"/>
-                <w:rFonts w:ascii="Times New Roman" w:hAnsi="Times New Roman" w:cs="Times New Roman"/>
-                <w:bCs/>
-                <w:noProof/>
-              </w:rPr>
-              <w:t>BFS та найкоротший шлях</w:t>
-            </w:r>
-            <w:r>
-              <w:rPr>
-                <w:noProof/>
-                <w:webHidden/>
-              </w:rPr>
-              <w:tab/>
-            </w:r>
-            <w:r>
-              <w:rPr>
-                <w:noProof/>
-                <w:webHidden/>
-              </w:rPr>
-              <w:fldChar w:fldCharType="begin"/>
-            </w:r>
-            <w:r>
-              <w:rPr>
-                <w:noProof/>
-                <w:webHidden/>
-              </w:rPr>
-              <w:instrText xml:space="preserve"> PAGEREF _Toc239793971 \h </w:instrText>
-            </w:r>
-            <w:r>
-              <w:rPr>
-                <w:noProof/>
-                <w:webHidden/>
-              </w:rPr>
-            </w:r>
-            <w:r>
-              <w:rPr>
-                <w:noProof/>
-                <w:webHidden/>
-              </w:rPr>
-              <w:fldChar w:fldCharType="separate"/>
-            </w:r>
-            <w:r>
-              <w:rPr>
-                <w:noProof/>
-                <w:webHidden/>
-              </w:rPr>
-              <w:t>8</w:t>
-            </w:r>
-            <w:r>
-              <w:rPr>
-                <w:noProof/>
-                <w:webHidden/>
-              </w:rPr>
-              <w:fldChar w:fldCharType="end"/>
-            </w:r>
-          </w:hyperlink>
-        </w:p>
-        <w:p>
-          <w:pPr>
-            <w:pStyle w:val="11"/>
-            <w:tabs>
-              <w:tab w:val="right" w:leader="dot" w:pos="9629"/>
-            </w:tabs>
-            <w:rPr>
-              <w:rFonts w:eastAsiaTheme="minorEastAsia"/>
-              <w:noProof/>
-              <w:kern w:val="2"/>
-              <w:sz w:val="24"/>
-              <w:szCs w:val="24"/>
-              <w:lang w:eastAsia="uk-UA"/>
-              <w14:ligatures w14:val="standardContextual"/>
-            </w:rPr>
-          </w:pPr>
-          <w:hyperlink w:anchor="_Toc239793972" w:history="1">
-            <w:r>
-              <w:rPr>
-                <w:rStyle w:val="af0"/>
-                <w:rFonts w:ascii="Times New Roman" w:hAnsi="Times New Roman" w:cs="Times New Roman"/>
-                <w:b/>
-                <w:noProof/>
-              </w:rPr>
-              <w:t>Інтерфейс та принцип роботи програми</w:t>
-            </w:r>
-            <w:r>
-              <w:rPr>
-                <w:noProof/>
-                <w:webHidden/>
-              </w:rPr>
-              <w:tab/>
-            </w:r>
-            <w:r>
-              <w:rPr>
-                <w:noProof/>
-                <w:webHidden/>
-              </w:rPr>
-              <w:fldChar w:fldCharType="begin"/>
-            </w:r>
-            <w:r>
-              <w:rPr>
-                <w:noProof/>
-                <w:webHidden/>
-              </w:rPr>
-              <w:instrText xml:space="preserve"> PAGEREF _Toc239793972 \h </w:instrText>
+              <w:instrText xml:space="preserve"> PAGEREF _Toc239798664 \h </w:instrText>
             </w:r>
             <w:r>
               <w:rPr>
@@ -2201,15 +1245,16 @@
               <w14:ligatures w14:val="standardContextual"/>
             </w:rPr>
           </w:pPr>
-          <w:hyperlink w:anchor="_Toc239793973" w:history="1">
+          <w:hyperlink w:anchor="_Toc239798665" w:history="1">
             <w:r>
               <w:rPr>
                 <w:rStyle w:val="af0"/>
                 <w:rFonts w:ascii="Times New Roman" w:hAnsi="Times New Roman" w:cs="Times New Roman"/>
                 <w:b/>
+                <w:bCs/>
                 <w:noProof/>
               </w:rPr>
-              <w:t>Результати дослідження роботи програми</w:t>
+              <w:t>Висновок</w:t>
             </w:r>
             <w:r>
               <w:rPr>
@@ -2230,7 +1275,83 @@
                 <w:noProof/>
                 <w:webHidden/>
               </w:rPr>
-              <w:instrText xml:space="preserve"> PAGEREF _Toc239793973 \h </w:instrText>
+              <w:instrText xml:space="preserve"> PAGEREF _Toc239798665 \h </w:instrText>
+            </w:r>
+            <w:r>
+              <w:rPr>
+                <w:noProof/>
+                <w:webHidden/>
+              </w:rPr>
+            </w:r>
+            <w:r>
+              <w:rPr>
+                <w:noProof/>
+                <w:webHidden/>
+              </w:rPr>
+              <w:fldChar w:fldCharType="separate"/>
+            </w:r>
+            <w:r>
+              <w:rPr>
+                <w:noProof/>
+                <w:webHidden/>
+              </w:rPr>
+              <w:t>12</w:t>
+            </w:r>
+            <w:r>
+              <w:rPr>
+                <w:noProof/>
+                <w:webHidden/>
+              </w:rPr>
+              <w:fldChar w:fldCharType="end"/>
+            </w:r>
+          </w:hyperlink>
+        </w:p>
+        <w:p>
+          <w:pPr>
+            <w:pStyle w:val="11"/>
+            <w:tabs>
+              <w:tab w:val="right" w:leader="dot" w:pos="9629"/>
+            </w:tabs>
+            <w:rPr>
+              <w:rFonts w:eastAsiaTheme="minorEastAsia"/>
+              <w:noProof/>
+              <w:kern w:val="2"/>
+              <w:sz w:val="24"/>
+              <w:szCs w:val="24"/>
+              <w:lang w:eastAsia="uk-UA"/>
+              <w14:ligatures w14:val="standardContextual"/>
+            </w:rPr>
+          </w:pPr>
+          <w:hyperlink w:anchor="_Toc239798666" w:history="1">
+            <w:r>
+              <w:rPr>
+                <w:rStyle w:val="af0"/>
+                <w:rFonts w:ascii="Times New Roman" w:hAnsi="Times New Roman" w:cs="Times New Roman"/>
+                <w:b/>
+                <w:noProof/>
+              </w:rPr>
+              <w:t>Код програми</w:t>
+            </w:r>
+            <w:r>
+              <w:rPr>
+                <w:noProof/>
+                <w:webHidden/>
+              </w:rPr>
+              <w:tab/>
+            </w:r>
+            <w:r>
+              <w:rPr>
+                <w:noProof/>
+                <w:webHidden/>
+              </w:rPr>
+              <w:fldChar w:fldCharType="begin"/>
+            </w:r>
+            <w:r>
+              <w:rPr>
+                <w:noProof/>
+                <w:webHidden/>
+              </w:rPr>
+              <w:instrText xml:space="preserve"> PAGEREF _Toc239798666 \h </w:instrText>
             </w:r>
             <w:r>
               <w:rPr>
@@ -2262,480 +1383,6 @@
           </w:hyperlink>
         </w:p>
         <w:p>
-          <w:pPr>
-            <w:pStyle w:val="21"/>
-            <w:tabs>
-              <w:tab w:val="right" w:leader="dot" w:pos="9629"/>
-            </w:tabs>
-            <w:rPr>
-              <w:rFonts w:eastAsiaTheme="minorEastAsia"/>
-              <w:noProof/>
-              <w:kern w:val="2"/>
-              <w:sz w:val="24"/>
-              <w:szCs w:val="24"/>
-              <w:lang w:eastAsia="uk-UA"/>
-              <w14:ligatures w14:val="standardContextual"/>
-            </w:rPr>
-          </w:pPr>
-          <w:hyperlink w:anchor="_Toc239793974" w:history="1">
-            <w:r>
-              <w:rPr>
-                <w:rStyle w:val="af0"/>
-                <w:rFonts w:ascii="Times New Roman" w:hAnsi="Times New Roman" w:cs="Times New Roman"/>
-                <w:bCs/>
-                <w:i/>
-                <w:iCs/>
-                <w:noProof/>
-              </w:rPr>
-              <w:t>Дослідження 1: зміна напрямку обходу вершин на неорієнтованому графі.</w:t>
-            </w:r>
-            <w:r>
-              <w:rPr>
-                <w:noProof/>
-                <w:webHidden/>
-              </w:rPr>
-              <w:tab/>
-            </w:r>
-            <w:r>
-              <w:rPr>
-                <w:noProof/>
-                <w:webHidden/>
-              </w:rPr>
-              <w:fldChar w:fldCharType="begin"/>
-            </w:r>
-            <w:r>
-              <w:rPr>
-                <w:noProof/>
-                <w:webHidden/>
-              </w:rPr>
-              <w:instrText xml:space="preserve"> PAGEREF _Toc239793974 \h </w:instrText>
-            </w:r>
-            <w:r>
-              <w:rPr>
-                <w:noProof/>
-                <w:webHidden/>
-              </w:rPr>
-            </w:r>
-            <w:r>
-              <w:rPr>
-                <w:noProof/>
-                <w:webHidden/>
-              </w:rPr>
-              <w:fldChar w:fldCharType="separate"/>
-            </w:r>
-            <w:r>
-              <w:rPr>
-                <w:noProof/>
-                <w:webHidden/>
-              </w:rPr>
-              <w:t>13</w:t>
-            </w:r>
-            <w:r>
-              <w:rPr>
-                <w:noProof/>
-                <w:webHidden/>
-              </w:rPr>
-              <w:fldChar w:fldCharType="end"/>
-            </w:r>
-          </w:hyperlink>
-        </w:p>
-        <w:p>
-          <w:pPr>
-            <w:pStyle w:val="21"/>
-            <w:tabs>
-              <w:tab w:val="right" w:leader="dot" w:pos="9629"/>
-            </w:tabs>
-            <w:rPr>
-              <w:rFonts w:eastAsiaTheme="minorEastAsia"/>
-              <w:noProof/>
-              <w:kern w:val="2"/>
-              <w:sz w:val="24"/>
-              <w:szCs w:val="24"/>
-              <w:lang w:eastAsia="uk-UA"/>
-              <w14:ligatures w14:val="standardContextual"/>
-            </w:rPr>
-          </w:pPr>
-          <w:hyperlink w:anchor="_Toc239793975" w:history="1">
-            <w:r>
-              <w:rPr>
-                <w:rStyle w:val="af0"/>
-                <w:rFonts w:ascii="Times New Roman" w:hAnsi="Times New Roman" w:cs="Times New Roman"/>
-                <w:bCs/>
-                <w:i/>
-                <w:iCs/>
-                <w:noProof/>
-              </w:rPr>
-              <w:t>Дослідження 2: зміна початку та кінця пошуку місцями.</w:t>
-            </w:r>
-            <w:r>
-              <w:rPr>
-                <w:noProof/>
-                <w:webHidden/>
-              </w:rPr>
-              <w:tab/>
-            </w:r>
-            <w:r>
-              <w:rPr>
-                <w:noProof/>
-                <w:webHidden/>
-              </w:rPr>
-              <w:fldChar w:fldCharType="begin"/>
-            </w:r>
-            <w:r>
-              <w:rPr>
-                <w:noProof/>
-                <w:webHidden/>
-              </w:rPr>
-              <w:instrText xml:space="preserve"> PAGEREF _Toc239793975 \h </w:instrText>
-            </w:r>
-            <w:r>
-              <w:rPr>
-                <w:noProof/>
-                <w:webHidden/>
-              </w:rPr>
-            </w:r>
-            <w:r>
-              <w:rPr>
-                <w:noProof/>
-                <w:webHidden/>
-              </w:rPr>
-              <w:fldChar w:fldCharType="separate"/>
-            </w:r>
-            <w:r>
-              <w:rPr>
-                <w:noProof/>
-                <w:webHidden/>
-              </w:rPr>
-              <w:t>15</w:t>
-            </w:r>
-            <w:r>
-              <w:rPr>
-                <w:noProof/>
-                <w:webHidden/>
-              </w:rPr>
-              <w:fldChar w:fldCharType="end"/>
-            </w:r>
-          </w:hyperlink>
-        </w:p>
-        <w:p>
-          <w:pPr>
-            <w:pStyle w:val="21"/>
-            <w:tabs>
-              <w:tab w:val="right" w:leader="dot" w:pos="9629"/>
-            </w:tabs>
-            <w:rPr>
-              <w:rFonts w:eastAsiaTheme="minorEastAsia"/>
-              <w:noProof/>
-              <w:kern w:val="2"/>
-              <w:sz w:val="24"/>
-              <w:szCs w:val="24"/>
-              <w:lang w:eastAsia="uk-UA"/>
-              <w14:ligatures w14:val="standardContextual"/>
-            </w:rPr>
-          </w:pPr>
-          <w:hyperlink w:anchor="_Toc239793976" w:history="1">
-            <w:r>
-              <w:rPr>
-                <w:rStyle w:val="af0"/>
-                <w:rFonts w:ascii="Times New Roman" w:hAnsi="Times New Roman" w:cs="Times New Roman"/>
-                <w:bCs/>
-                <w:i/>
-                <w:iCs/>
-                <w:noProof/>
-              </w:rPr>
-              <w:t>Дослідження 3: Видалення та додавання вершин, ребер та дуг, які входять у вирішальний граф.</w:t>
-            </w:r>
-            <w:r>
-              <w:rPr>
-                <w:noProof/>
-                <w:webHidden/>
-              </w:rPr>
-              <w:tab/>
-            </w:r>
-            <w:r>
-              <w:rPr>
-                <w:noProof/>
-                <w:webHidden/>
-              </w:rPr>
-              <w:fldChar w:fldCharType="begin"/>
-            </w:r>
-            <w:r>
-              <w:rPr>
-                <w:noProof/>
-                <w:webHidden/>
-              </w:rPr>
-              <w:instrText xml:space="preserve"> PAGEREF _Toc239793976 \h </w:instrText>
-            </w:r>
-            <w:r>
-              <w:rPr>
-                <w:noProof/>
-                <w:webHidden/>
-              </w:rPr>
-            </w:r>
-            <w:r>
-              <w:rPr>
-                <w:noProof/>
-                <w:webHidden/>
-              </w:rPr>
-              <w:fldChar w:fldCharType="separate"/>
-            </w:r>
-            <w:r>
-              <w:rPr>
-                <w:noProof/>
-                <w:webHidden/>
-              </w:rPr>
-              <w:t>15</w:t>
-            </w:r>
-            <w:r>
-              <w:rPr>
-                <w:noProof/>
-                <w:webHidden/>
-              </w:rPr>
-              <w:fldChar w:fldCharType="end"/>
-            </w:r>
-          </w:hyperlink>
-        </w:p>
-        <w:p>
-          <w:pPr>
-            <w:pStyle w:val="21"/>
-            <w:tabs>
-              <w:tab w:val="right" w:leader="dot" w:pos="9629"/>
-            </w:tabs>
-            <w:rPr>
-              <w:rFonts w:eastAsiaTheme="minorEastAsia"/>
-              <w:noProof/>
-              <w:kern w:val="2"/>
-              <w:sz w:val="24"/>
-              <w:szCs w:val="24"/>
-              <w:lang w:eastAsia="uk-UA"/>
-              <w14:ligatures w14:val="standardContextual"/>
-            </w:rPr>
-          </w:pPr>
-          <w:hyperlink w:anchor="_Toc239793977" w:history="1">
-            <w:r>
-              <w:rPr>
-                <w:rStyle w:val="af0"/>
-                <w:rFonts w:ascii="Times New Roman" w:hAnsi="Times New Roman" w:cs="Times New Roman"/>
-                <w:bCs/>
-                <w:i/>
-                <w:iCs/>
-                <w:noProof/>
-              </w:rPr>
-              <w:t>Дослід 4: Використання пошуку вшир на різних видах графів</w:t>
-            </w:r>
-            <w:r>
-              <w:rPr>
-                <w:rStyle w:val="af0"/>
-                <w:rFonts w:ascii="Times New Roman" w:hAnsi="Times New Roman" w:cs="Times New Roman"/>
-                <w:bCs/>
-                <w:noProof/>
-              </w:rPr>
-              <w:t>.</w:t>
-            </w:r>
-            <w:r>
-              <w:rPr>
-                <w:noProof/>
-                <w:webHidden/>
-              </w:rPr>
-              <w:tab/>
-            </w:r>
-            <w:r>
-              <w:rPr>
-                <w:noProof/>
-                <w:webHidden/>
-              </w:rPr>
-              <w:fldChar w:fldCharType="begin"/>
-            </w:r>
-            <w:r>
-              <w:rPr>
-                <w:noProof/>
-                <w:webHidden/>
-              </w:rPr>
-              <w:instrText xml:space="preserve"> PAGEREF _Toc239793977 \h </w:instrText>
-            </w:r>
-            <w:r>
-              <w:rPr>
-                <w:noProof/>
-                <w:webHidden/>
-              </w:rPr>
-            </w:r>
-            <w:r>
-              <w:rPr>
-                <w:noProof/>
-                <w:webHidden/>
-              </w:rPr>
-              <w:fldChar w:fldCharType="separate"/>
-            </w:r>
-            <w:r>
-              <w:rPr>
-                <w:noProof/>
-                <w:webHidden/>
-              </w:rPr>
-              <w:t>17</w:t>
-            </w:r>
-            <w:r>
-              <w:rPr>
-                <w:noProof/>
-                <w:webHidden/>
-              </w:rPr>
-              <w:fldChar w:fldCharType="end"/>
-            </w:r>
-          </w:hyperlink>
-        </w:p>
-        <w:p>
-          <w:pPr>
-            <w:pStyle w:val="11"/>
-            <w:tabs>
-              <w:tab w:val="right" w:leader="dot" w:pos="9629"/>
-            </w:tabs>
-            <w:rPr>
-              <w:rFonts w:eastAsiaTheme="minorEastAsia"/>
-              <w:noProof/>
-              <w:kern w:val="2"/>
-              <w:sz w:val="24"/>
-              <w:szCs w:val="24"/>
-              <w:lang w:eastAsia="uk-UA"/>
-              <w14:ligatures w14:val="standardContextual"/>
-            </w:rPr>
-          </w:pPr>
-          <w:hyperlink w:anchor="_Toc239793978" w:history="1">
-            <w:r>
-              <w:rPr>
-                <w:rStyle w:val="af0"/>
-                <w:rFonts w:ascii="Times New Roman" w:hAnsi="Times New Roman" w:cs="Times New Roman"/>
-                <w:b/>
-                <w:bCs/>
-                <w:noProof/>
-              </w:rPr>
-              <w:t>Висновок</w:t>
-            </w:r>
-            <w:r>
-              <w:rPr>
-                <w:noProof/>
-                <w:webHidden/>
-              </w:rPr>
-              <w:tab/>
-            </w:r>
-            <w:r>
-              <w:rPr>
-                <w:noProof/>
-                <w:webHidden/>
-              </w:rPr>
-              <w:fldChar w:fldCharType="begin"/>
-            </w:r>
-            <w:r>
-              <w:rPr>
-                <w:noProof/>
-                <w:webHidden/>
-              </w:rPr>
-              <w:instrText xml:space="preserve"> PAGEREF _Toc239793978 \h </w:instrText>
-            </w:r>
-            <w:r>
-              <w:rPr>
-                <w:noProof/>
-                <w:webHidden/>
-              </w:rPr>
-            </w:r>
-            <w:r>
-              <w:rPr>
-                <w:noProof/>
-                <w:webHidden/>
-              </w:rPr>
-              <w:fldChar w:fldCharType="separate"/>
-            </w:r>
-            <w:r>
-              <w:rPr>
-                <w:noProof/>
-                <w:webHidden/>
-              </w:rPr>
-              <w:t>21</w:t>
-            </w:r>
-            <w:r>
-              <w:rPr>
-                <w:noProof/>
-                <w:webHidden/>
-              </w:rPr>
-              <w:fldChar w:fldCharType="end"/>
-            </w:r>
-          </w:hyperlink>
-        </w:p>
-        <w:p>
-          <w:pPr>
-            <w:pStyle w:val="11"/>
-            <w:tabs>
-              <w:tab w:val="right" w:leader="dot" w:pos="9629"/>
-            </w:tabs>
-            <w:rPr>
-              <w:rFonts w:eastAsiaTheme="minorEastAsia"/>
-              <w:noProof/>
-              <w:kern w:val="2"/>
-              <w:sz w:val="24"/>
-              <w:szCs w:val="24"/>
-              <w:lang w:eastAsia="uk-UA"/>
-              <w14:ligatures w14:val="standardContextual"/>
-            </w:rPr>
-          </w:pPr>
-          <w:hyperlink w:anchor="_Toc239793979" w:history="1">
-            <w:r>
-              <w:rPr>
-                <w:rStyle w:val="af0"/>
-                <w:rFonts w:ascii="Times New Roman" w:hAnsi="Times New Roman" w:cs="Times New Roman"/>
-                <w:b/>
-                <w:noProof/>
-              </w:rPr>
-              <w:t>Код програми</w:t>
-            </w:r>
-            <w:r>
-              <w:rPr>
-                <w:noProof/>
-                <w:webHidden/>
-              </w:rPr>
-              <w:tab/>
-            </w:r>
-            <w:r>
-              <w:rPr>
-                <w:noProof/>
-                <w:webHidden/>
-              </w:rPr>
-              <w:fldChar w:fldCharType="begin"/>
-            </w:r>
-            <w:r>
-              <w:rPr>
-                <w:noProof/>
-                <w:webHidden/>
-              </w:rPr>
-              <w:instrText xml:space="preserve"> PAGEREF _Toc239793979 \h </w:instrText>
-            </w:r>
-            <w:r>
-              <w:rPr>
-                <w:noProof/>
-                <w:webHidden/>
-              </w:rPr>
-            </w:r>
-            <w:r>
-              <w:rPr>
-                <w:noProof/>
-                <w:webHidden/>
-              </w:rPr>
-              <w:fldChar w:fldCharType="separate"/>
-            </w:r>
-            <w:r>
-              <w:rPr>
-                <w:noProof/>
-                <w:webHidden/>
-              </w:rPr>
-              <w:t>22</w:t>
-            </w:r>
-            <w:r>
-              <w:rPr>
-                <w:noProof/>
-                <w:webHidden/>
-              </w:rPr>
-              <w:fldChar w:fldCharType="end"/>
-            </w:r>
-          </w:hyperlink>
-        </w:p>
-        <w:p>
           <w:r>
             <w:rPr>
               <w:b/>
@@ -2772,7 +1419,7 @@
           <w:sz w:val="28"/>
         </w:rPr>
       </w:pPr>
-      <w:bookmarkStart w:id="1" w:name="_Toc239793955"/>
+      <w:bookmarkStart w:id="1" w:name="_Toc239798657"/>
       <w:r>
         <w:rPr>
           <w:rFonts w:ascii="Times New Roman" w:hAnsi="Times New Roman" w:cs="Times New Roman"/>
@@ -2871,7 +1518,7 @@
           <w:sz w:val="28"/>
         </w:rPr>
       </w:pPr>
-      <w:bookmarkStart w:id="2" w:name="_Toc239793956"/>
+      <w:bookmarkStart w:id="2" w:name="_Toc239798658"/>
       <w:r>
         <w:rPr>
           <w:rFonts w:ascii="Times New Roman" w:hAnsi="Times New Roman" w:cs="Times New Roman"/>
@@ -2990,7 +1637,7 @@
           <w:sz w:val="28"/>
         </w:rPr>
       </w:pPr>
-      <w:bookmarkStart w:id="3" w:name="_Toc239793957"/>
+      <w:bookmarkStart w:id="3" w:name="_Toc239798659"/>
       <w:r>
         <w:rPr>
           <w:rFonts w:ascii="Times New Roman" w:hAnsi="Times New Roman" w:cs="Times New Roman"/>
@@ -3467,7 +2114,7 @@
           <w:sz w:val="28"/>
         </w:rPr>
       </w:pPr>
-      <w:bookmarkStart w:id="4" w:name="_Toc239793958"/>
+      <w:bookmarkStart w:id="4" w:name="_Toc239798660"/>
       <w:r>
         <w:rPr>
           <w:rFonts w:ascii="Times New Roman" w:hAnsi="Times New Roman" w:cs="Times New Roman"/>
@@ -4082,7 +2729,7 @@
           <w:sz w:val="28"/>
         </w:rPr>
       </w:pPr>
-      <w:bookmarkStart w:id="5" w:name="_Toc239793959"/>
+      <w:bookmarkStart w:id="5" w:name="_Toc239798661"/>
       <w:r>
         <w:rPr>
           <w:rFonts w:ascii="Times New Roman" w:hAnsi="Times New Roman" w:cs="Times New Roman"/>
@@ -4734,17 +3381,7 @@
           <w:iCs/>
           <w:sz w:val="28"/>
         </w:rPr>
-        <w:t xml:space="preserve">8. </w:t>
-      </w:r>
-      <w:r>
-        <w:rPr>
-          <w:rFonts w:ascii="Times New Roman" w:hAnsi="Times New Roman" w:cs="Times New Roman"/>
-          <w:bCs/>
-          <w:i/>
-          <w:iCs/>
-          <w:sz w:val="28"/>
-        </w:rPr>
-        <w:t>Демонстрація роботи</w:t>
+        <w:t>8. Демонстрація роботи</w:t>
       </w:r>
     </w:p>
     <w:p>
@@ -4810,7 +3447,7 @@
           <w:sz w:val="28"/>
         </w:rPr>
       </w:pPr>
-      <w:bookmarkStart w:id="6" w:name="_Toc239793960"/>
+      <w:bookmarkStart w:id="6" w:name="_Toc239798662"/>
       <w:r>
         <w:rPr>
           <w:rFonts w:ascii="Times New Roman" w:hAnsi="Times New Roman" w:cs="Times New Roman"/>
@@ -6498,7 +5135,7 @@
           <w:sz w:val="28"/>
         </w:rPr>
       </w:pPr>
-      <w:bookmarkStart w:id="7" w:name="_Toc239793973"/>
+      <w:bookmarkStart w:id="7" w:name="_Toc239798663"/>
       <w:r>
         <w:rPr>
           <w:rFonts w:ascii="Times New Roman" w:hAnsi="Times New Roman" w:cs="Times New Roman"/>
@@ -6507,6 +5144,7 @@
         </w:rPr>
         <w:t>Структура програмної реалізації</w:t>
       </w:r>
+      <w:bookmarkEnd w:id="7"/>
     </w:p>
     <w:p>
       <w:pPr>
@@ -8127,7 +6765,6 @@
         </w:rPr>
       </w:pPr>
     </w:p>
-    <w:bookmarkEnd w:id="7"/>
     <w:p>
       <w:pPr>
         <w:jc w:val="both"/>
@@ -8138,6 +6775,7 @@
           <w:sz w:val="28"/>
         </w:rPr>
       </w:pPr>
+      <w:bookmarkStart w:id="8" w:name="_Toc239798664"/>
       <w:r>
         <w:rPr>
           <w:rFonts w:ascii="Times New Roman" w:hAnsi="Times New Roman" w:cs="Times New Roman"/>
@@ -8146,6 +6784,7 @@
         </w:rPr>
         <w:t>Тестування програмної реалізації</w:t>
       </w:r>
+      <w:bookmarkEnd w:id="8"/>
     </w:p>
     <w:p>
       <w:pPr>
@@ -8195,6 +6834,7 @@
         <w:rPr>
           <w:rFonts w:ascii="Times New Roman" w:hAnsi="Times New Roman" w:cs="Times New Roman"/>
           <w:bCs/>
+          <w:noProof/>
           <w:sz w:val="28"/>
         </w:rPr>
         <w:drawing>
@@ -8323,6 +6963,7 @@
         <w:rPr>
           <w:rFonts w:ascii="Times New Roman" w:hAnsi="Times New Roman" w:cs="Times New Roman"/>
           <w:bCs/>
+          <w:noProof/>
           <w:sz w:val="28"/>
         </w:rPr>
         <w:drawing>
@@ -8409,17 +7050,7 @@
           <w:iCs/>
           <w:sz w:val="28"/>
         </w:rPr>
-        <w:t xml:space="preserve">Відповідь сервера при </w:t>
-      </w:r>
-      <w:r>
-        <w:rPr>
-          <w:rFonts w:ascii="Times New Roman" w:hAnsi="Times New Roman" w:cs="Times New Roman"/>
-          <w:bCs/>
-          <w:i/>
-          <w:iCs/>
-          <w:sz w:val="28"/>
-        </w:rPr>
-        <w:t>виконані успішного запиту</w:t>
+        <w:t>Відповідь сервера при виконані успішного запиту</w:t>
       </w:r>
     </w:p>
     <w:p>
@@ -8507,6 +7138,7 @@
         <w:rPr>
           <w:rFonts w:ascii="Times New Roman" w:hAnsi="Times New Roman" w:cs="Times New Roman"/>
           <w:bCs/>
+          <w:noProof/>
           <w:sz w:val="28"/>
         </w:rPr>
         <w:lastRenderedPageBreak/>
@@ -8594,8 +7226,12 @@
           <w:iCs/>
           <w:sz w:val="28"/>
         </w:rPr>
-        <w:t>Відповідь сервера при</w:t>
-      </w:r>
+        <w:t>Відповідь сервера при переведені</w:t>
+      </w:r>
+      <w:r>
+        <w:t xml:space="preserve"> </w:t>
+      </w:r>
+      <w:proofErr w:type="spellStart"/>
       <w:r>
         <w:rPr>
           <w:rFonts w:ascii="Times New Roman" w:hAnsi="Times New Roman" w:cs="Times New Roman"/>
@@ -8604,12 +7240,9 @@
           <w:iCs/>
           <w:sz w:val="28"/>
         </w:rPr>
-        <w:t xml:space="preserve"> переведені</w:t>
-      </w:r>
-      <w:r>
-        <w:t xml:space="preserve"> </w:t>
-      </w:r>
-      <w:proofErr w:type="spellStart"/>
+        <w:t>Circuit</w:t>
+      </w:r>
+      <w:proofErr w:type="spellEnd"/>
       <w:r>
         <w:rPr>
           <w:rFonts w:ascii="Times New Roman" w:hAnsi="Times New Roman" w:cs="Times New Roman"/>
@@ -8618,9 +7251,9 @@
           <w:iCs/>
           <w:sz w:val="28"/>
         </w:rPr>
-        <w:t>Circuit</w:t>
-      </w:r>
-      <w:proofErr w:type="spellEnd"/>
+        <w:t xml:space="preserve"> </w:t>
+      </w:r>
+      <w:proofErr w:type="spellStart"/>
       <w:r>
         <w:rPr>
           <w:rFonts w:ascii="Times New Roman" w:hAnsi="Times New Roman" w:cs="Times New Roman"/>
@@ -8629,9 +7262,9 @@
           <w:iCs/>
           <w:sz w:val="28"/>
         </w:rPr>
-        <w:t xml:space="preserve"> </w:t>
-      </w:r>
-      <w:proofErr w:type="spellStart"/>
+        <w:t>Breaker</w:t>
+      </w:r>
+      <w:proofErr w:type="spellEnd"/>
       <w:r>
         <w:rPr>
           <w:rFonts w:ascii="Times New Roman" w:hAnsi="Times New Roman" w:cs="Times New Roman"/>
@@ -8640,17 +7273,6 @@
           <w:iCs/>
           <w:sz w:val="28"/>
         </w:rPr>
-        <w:t>Breaker</w:t>
-      </w:r>
-      <w:proofErr w:type="spellEnd"/>
-      <w:r>
-        <w:rPr>
-          <w:rFonts w:ascii="Times New Roman" w:hAnsi="Times New Roman" w:cs="Times New Roman"/>
-          <w:bCs/>
-          <w:i/>
-          <w:iCs/>
-          <w:sz w:val="28"/>
-        </w:rPr>
         <w:t xml:space="preserve"> в стан OPEN</w:t>
       </w:r>
     </w:p>
@@ -8763,6 +7385,7 @@
         <w:rPr>
           <w:rFonts w:ascii="Times New Roman" w:hAnsi="Times New Roman" w:cs="Times New Roman"/>
           <w:bCs/>
+          <w:noProof/>
           <w:sz w:val="28"/>
         </w:rPr>
         <w:drawing>
@@ -8849,7 +7472,7 @@
           <w:iCs/>
           <w:sz w:val="28"/>
         </w:rPr>
-        <w:t xml:space="preserve">Відповідь сервера при </w:t>
+        <w:t xml:space="preserve">Відповідь сервера при виконані трьох паралельних запитів при обмежені в два запити за раз для стану </w:t>
       </w:r>
       <w:r>
         <w:rPr>
@@ -8858,8 +7481,9 @@
           <w:i/>
           <w:iCs/>
           <w:sz w:val="28"/>
-        </w:rPr>
-        <w:t xml:space="preserve">виконані трьох паралельних запитів при обмежені в два запити за раз для стану </w:t>
+          <w:lang w:val="en-US"/>
+        </w:rPr>
+        <w:t>HALF_OPEN</w:t>
       </w:r>
       <w:r>
         <w:rPr>
@@ -8868,17 +7492,6 @@
           <w:i/>
           <w:iCs/>
           <w:sz w:val="28"/>
-          <w:lang w:val="en-US"/>
-        </w:rPr>
-        <w:t>HALF_OPEN</w:t>
-      </w:r>
-      <w:r>
-        <w:rPr>
-          <w:rFonts w:ascii="Times New Roman" w:hAnsi="Times New Roman" w:cs="Times New Roman"/>
-          <w:bCs/>
-          <w:i/>
-          <w:iCs/>
-          <w:sz w:val="28"/>
         </w:rPr>
         <w:t xml:space="preserve"> </w:t>
       </w:r>
@@ -8994,6 +7607,7 @@
         <w:rPr>
           <w:rFonts w:ascii="Times New Roman" w:hAnsi="Times New Roman" w:cs="Times New Roman"/>
           <w:bCs/>
+          <w:noProof/>
           <w:sz w:val="28"/>
           <w:lang w:val="en-US"/>
         </w:rPr>
@@ -9082,27 +7696,7 @@
           <w:iCs/>
           <w:sz w:val="28"/>
         </w:rPr>
-        <w:t xml:space="preserve">Відповідь сервера при виконані </w:t>
-      </w:r>
-      <w:r>
-        <w:rPr>
-          <w:rFonts w:ascii="Times New Roman" w:hAnsi="Times New Roman" w:cs="Times New Roman"/>
-          <w:bCs/>
-          <w:i/>
-          <w:iCs/>
-          <w:sz w:val="28"/>
-        </w:rPr>
-        <w:t>двох успішних запитів</w:t>
-      </w:r>
-      <w:r>
-        <w:rPr>
-          <w:rFonts w:ascii="Times New Roman" w:hAnsi="Times New Roman" w:cs="Times New Roman"/>
-          <w:bCs/>
-          <w:i/>
-          <w:iCs/>
-          <w:sz w:val="28"/>
-        </w:rPr>
-        <w:t xml:space="preserve"> </w:t>
+        <w:t xml:space="preserve">Відповідь сервера при виконані двох успішних запитів </w:t>
       </w:r>
     </w:p>
     <w:p>
@@ -9132,7 +7726,7 @@
           <w:sz w:val="28"/>
         </w:rPr>
       </w:pPr>
-      <w:bookmarkStart w:id="8" w:name="_Toc239793978"/>
+      <w:bookmarkStart w:id="9" w:name="_Toc239798665"/>
       <w:r>
         <w:rPr>
           <w:rFonts w:ascii="Times New Roman" w:hAnsi="Times New Roman" w:cs="Times New Roman"/>
@@ -9143,7 +7737,7 @@
         <w:lastRenderedPageBreak/>
         <w:t>Висновок</w:t>
       </w:r>
-      <w:bookmarkEnd w:id="8"/>
+      <w:bookmarkEnd w:id="9"/>
     </w:p>
     <w:p>
       <w:pPr>
@@ -9464,7 +8058,7 @@
           <w:sz w:val="28"/>
         </w:rPr>
       </w:pPr>
-      <w:bookmarkStart w:id="9" w:name="_Toc239793979"/>
+      <w:bookmarkStart w:id="10" w:name="_Toc239798666"/>
       <w:r>
         <w:rPr>
           <w:rFonts w:ascii="Times New Roman" w:hAnsi="Times New Roman" w:cs="Times New Roman"/>
@@ -9474,7 +8068,7 @@
         <w:lastRenderedPageBreak/>
         <w:t>Код програми</w:t>
       </w:r>
-      <w:bookmarkEnd w:id="9"/>
+      <w:bookmarkEnd w:id="10"/>
     </w:p>
     <w:p>
       <w:pPr>
